--- a/LLDD/word/FE/LLDD-FE-Report.docx
+++ b/LLDD/word/FE/LLDD-FE-Report.docx
@@ -9190,7 +9190,21 @@
               <w:br/>
               <w:t xml:space="preserve">  "page": 1,</w:t>
               <w:br/>
-              <w:t xml:space="preserve">  "size": 20</w:t>
+              <w:t xml:space="preserve">  "size": 20,</w:t>
+              <w:br/>
+              <w:t xml:space="preserve">  "year": 2026,</w:t>
+              <w:br/>
+              <w:t xml:space="preserve">  "region": [</w:t>
+              <w:br/>
+              <w:t xml:space="preserve">    "RSU"</w:t>
+              <w:br/>
+              <w:t xml:space="preserve">  ],</w:t>
+              <w:br/>
+              <w:t xml:space="preserve">  "storeType": [</w:t>
+              <w:br/>
+              <w:t xml:space="preserve">    "A"</w:t>
+              <w:br/>
+              <w:t xml:space="preserve">  ]</w:t>
               <w:br/>
               <w:t>}</w:t>
             </w:r>
@@ -10362,6 +10376,321 @@
                 <w:sz w:val="18"/>
               </w:rPr>
               <w:t>1..100; default 20</w:t>
+            </w:r>
+          </w:p>
+        </w:tc>
+      </w:tr>
+      <w:tr>
+        <w:trPr>
+          <w:cantSplit/>
+        </w:trPr>
+        <w:tc>
+          <w:tcPr>
+            <w:tcW w:type="dxa" w:w="2520"/>
+            <w:vAlign w:val="center"/>
+          </w:tcPr>
+          <w:p>
+            <w:pPr>
+              <w:keepLines/>
+              <w:spacing w:after="0"/>
+            </w:pPr>
+            <w:r>
+              <w:rPr>
+                <w:rFonts w:ascii="Arial" w:hAnsi="Arial" w:eastAsia="Arial" w:cs="Tahoma"/>
+                <w:sz w:val="18"/>
+              </w:rPr>
+            </w:r>
+            <w:r>
+              <w:rPr>
+                <w:rFonts w:ascii="Arial" w:hAnsi="Arial" w:eastAsia="Arial" w:cs="Tahoma"/>
+                <w:sz w:val="18"/>
+              </w:rPr>
+              <w:t>year</w:t>
+            </w:r>
+          </w:p>
+        </w:tc>
+        <w:tc>
+          <w:tcPr>
+            <w:tcW w:type="dxa" w:w="2520"/>
+            <w:vAlign w:val="center"/>
+          </w:tcPr>
+          <w:p>
+            <w:pPr>
+              <w:keepLines/>
+              <w:spacing w:after="0"/>
+            </w:pPr>
+            <w:r>
+              <w:rPr>
+                <w:rFonts w:ascii="Arial" w:hAnsi="Arial" w:eastAsia="Arial" w:cs="Tahoma"/>
+                <w:sz w:val="18"/>
+              </w:rPr>
+            </w:r>
+            <w:r>
+              <w:rPr>
+                <w:rFonts w:ascii="Arial" w:hAnsi="Arial" w:eastAsia="Arial" w:cs="Tahoma"/>
+                <w:sz w:val="18"/>
+              </w:rPr>
+              <w:t>integer</w:t>
+            </w:r>
+          </w:p>
+        </w:tc>
+        <w:tc>
+          <w:tcPr>
+            <w:tcW w:type="dxa" w:w="2520"/>
+            <w:vAlign w:val="center"/>
+          </w:tcPr>
+          <w:p>
+            <w:pPr>
+              <w:keepLines/>
+              <w:spacing w:after="0"/>
+            </w:pPr>
+            <w:r>
+              <w:rPr>
+                <w:rFonts w:ascii="Arial" w:hAnsi="Arial" w:eastAsia="Arial" w:cs="Tahoma"/>
+                <w:sz w:val="18"/>
+              </w:rPr>
+            </w:r>
+            <w:r>
+              <w:rPr>
+                <w:rFonts w:ascii="Arial" w:hAnsi="Arial" w:eastAsia="Arial" w:cs="Tahoma"/>
+                <w:sz w:val="18"/>
+              </w:rPr>
+              <w:t>Yes</w:t>
+            </w:r>
+          </w:p>
+        </w:tc>
+        <w:tc>
+          <w:tcPr>
+            <w:tcW w:type="dxa" w:w="2520"/>
+            <w:vAlign w:val="center"/>
+          </w:tcPr>
+          <w:p>
+            <w:pPr>
+              <w:keepLines/>
+              <w:spacing w:after="0"/>
+            </w:pPr>
+            <w:r>
+              <w:rPr>
+                <w:rFonts w:ascii="Arial" w:hAnsi="Arial" w:eastAsia="Arial" w:cs="Tahoma"/>
+                <w:sz w:val="18"/>
+              </w:rPr>
+            </w:r>
+            <w:r>
+              <w:rPr>
+                <w:rFonts w:ascii="Arial" w:hAnsi="Arial" w:eastAsia="Arial" w:cs="Tahoma"/>
+                <w:sz w:val="18"/>
+              </w:rPr>
+              <w:t>UTF-8; use value domain described by endpoint purpose</w:t>
+            </w:r>
+          </w:p>
+        </w:tc>
+      </w:tr>
+      <w:tr>
+        <w:trPr>
+          <w:cantSplit/>
+        </w:trPr>
+        <w:tc>
+          <w:tcPr>
+            <w:tcW w:type="dxa" w:w="2520"/>
+            <w:vAlign w:val="center"/>
+          </w:tcPr>
+          <w:p>
+            <w:pPr>
+              <w:keepLines/>
+              <w:spacing w:after="0"/>
+            </w:pPr>
+            <w:r>
+              <w:rPr>
+                <w:rFonts w:ascii="Arial" w:hAnsi="Arial" w:eastAsia="Arial" w:cs="Tahoma"/>
+                <w:sz w:val="18"/>
+              </w:rPr>
+            </w:r>
+            <w:r>
+              <w:rPr>
+                <w:rFonts w:ascii="Arial" w:hAnsi="Arial" w:eastAsia="Arial" w:cs="Tahoma"/>
+                <w:sz w:val="18"/>
+              </w:rPr>
+              <w:t>region</w:t>
+            </w:r>
+          </w:p>
+        </w:tc>
+        <w:tc>
+          <w:tcPr>
+            <w:tcW w:type="dxa" w:w="2520"/>
+            <w:vAlign w:val="center"/>
+          </w:tcPr>
+          <w:p>
+            <w:pPr>
+              <w:keepLines/>
+              <w:spacing w:after="0"/>
+            </w:pPr>
+            <w:r>
+              <w:rPr>
+                <w:rFonts w:ascii="Arial" w:hAnsi="Arial" w:eastAsia="Arial" w:cs="Tahoma"/>
+                <w:sz w:val="18"/>
+              </w:rPr>
+            </w:r>
+            <w:r>
+              <w:rPr>
+                <w:rFonts w:ascii="Arial" w:hAnsi="Arial" w:eastAsia="Arial" w:cs="Tahoma"/>
+                <w:sz w:val="18"/>
+              </w:rPr>
+              <w:t>array&lt;string&gt;</w:t>
+            </w:r>
+          </w:p>
+        </w:tc>
+        <w:tc>
+          <w:tcPr>
+            <w:tcW w:type="dxa" w:w="2520"/>
+            <w:vAlign w:val="center"/>
+          </w:tcPr>
+          <w:p>
+            <w:pPr>
+              <w:keepLines/>
+              <w:spacing w:after="0"/>
+            </w:pPr>
+            <w:r>
+              <w:rPr>
+                <w:rFonts w:ascii="Arial" w:hAnsi="Arial" w:eastAsia="Arial" w:cs="Tahoma"/>
+                <w:sz w:val="18"/>
+              </w:rPr>
+            </w:r>
+            <w:r>
+              <w:rPr>
+                <w:rFonts w:ascii="Arial" w:hAnsi="Arial" w:eastAsia="Arial" w:cs="Tahoma"/>
+                <w:sz w:val="18"/>
+              </w:rPr>
+              <w:t>No</w:t>
+            </w:r>
+          </w:p>
+        </w:tc>
+        <w:tc>
+          <w:tcPr>
+            <w:tcW w:type="dxa" w:w="2520"/>
+            <w:vAlign w:val="center"/>
+          </w:tcPr>
+          <w:p>
+            <w:pPr>
+              <w:keepLines/>
+              <w:spacing w:after="0"/>
+            </w:pPr>
+            <w:r>
+              <w:rPr>
+                <w:rFonts w:ascii="Arial" w:hAnsi="Arial" w:eastAsia="Arial" w:cs="Tahoma"/>
+                <w:sz w:val="18"/>
+              </w:rPr>
+            </w:r>
+            <w:r>
+              <w:rPr>
+                <w:rFonts w:ascii="Arial" w:hAnsi="Arial" w:eastAsia="Arial" w:cs="Tahoma"/>
+                <w:sz w:val="18"/>
+              </w:rPr>
+              <w:t>JSON array; element type shown in Type column</w:t>
+            </w:r>
+          </w:p>
+        </w:tc>
+      </w:tr>
+      <w:tr>
+        <w:trPr>
+          <w:cantSplit/>
+        </w:trPr>
+        <w:tc>
+          <w:tcPr>
+            <w:tcW w:type="dxa" w:w="2520"/>
+            <w:vAlign w:val="center"/>
+          </w:tcPr>
+          <w:p>
+            <w:pPr>
+              <w:keepLines/>
+              <w:spacing w:after="0"/>
+            </w:pPr>
+            <w:r>
+              <w:rPr>
+                <w:rFonts w:ascii="Arial" w:hAnsi="Arial" w:eastAsia="Arial" w:cs="Tahoma"/>
+                <w:sz w:val="18"/>
+              </w:rPr>
+            </w:r>
+            <w:r>
+              <w:rPr>
+                <w:rFonts w:ascii="Arial" w:hAnsi="Arial" w:eastAsia="Arial" w:cs="Tahoma"/>
+                <w:sz w:val="18"/>
+              </w:rPr>
+              <w:t>storeType</w:t>
+            </w:r>
+          </w:p>
+        </w:tc>
+        <w:tc>
+          <w:tcPr>
+            <w:tcW w:type="dxa" w:w="2520"/>
+            <w:vAlign w:val="center"/>
+          </w:tcPr>
+          <w:p>
+            <w:pPr>
+              <w:keepLines/>
+              <w:spacing w:after="0"/>
+            </w:pPr>
+            <w:r>
+              <w:rPr>
+                <w:rFonts w:ascii="Arial" w:hAnsi="Arial" w:eastAsia="Arial" w:cs="Tahoma"/>
+                <w:sz w:val="18"/>
+              </w:rPr>
+            </w:r>
+            <w:r>
+              <w:rPr>
+                <w:rFonts w:ascii="Arial" w:hAnsi="Arial" w:eastAsia="Arial" w:cs="Tahoma"/>
+                <w:sz w:val="18"/>
+              </w:rPr>
+              <w:t>array&lt;string&gt;</w:t>
+            </w:r>
+          </w:p>
+        </w:tc>
+        <w:tc>
+          <w:tcPr>
+            <w:tcW w:type="dxa" w:w="2520"/>
+            <w:vAlign w:val="center"/>
+          </w:tcPr>
+          <w:p>
+            <w:pPr>
+              <w:keepLines/>
+              <w:spacing w:after="0"/>
+            </w:pPr>
+            <w:r>
+              <w:rPr>
+                <w:rFonts w:ascii="Arial" w:hAnsi="Arial" w:eastAsia="Arial" w:cs="Tahoma"/>
+                <w:sz w:val="18"/>
+              </w:rPr>
+            </w:r>
+            <w:r>
+              <w:rPr>
+                <w:rFonts w:ascii="Arial" w:hAnsi="Arial" w:eastAsia="Arial" w:cs="Tahoma"/>
+                <w:sz w:val="18"/>
+              </w:rPr>
+              <w:t>No</w:t>
+            </w:r>
+          </w:p>
+        </w:tc>
+        <w:tc>
+          <w:tcPr>
+            <w:tcW w:type="dxa" w:w="2520"/>
+            <w:vAlign w:val="center"/>
+          </w:tcPr>
+          <w:p>
+            <w:pPr>
+              <w:keepLines/>
+              <w:spacing w:after="0"/>
+            </w:pPr>
+            <w:r>
+              <w:rPr>
+                <w:rFonts w:ascii="Arial" w:hAnsi="Arial" w:eastAsia="Arial" w:cs="Tahoma"/>
+                <w:sz w:val="18"/>
+              </w:rPr>
+            </w:r>
+            <w:r>
+              <w:rPr>
+                <w:rFonts w:ascii="Arial" w:hAnsi="Arial" w:eastAsia="Arial" w:cs="Tahoma"/>
+                <w:sz w:val="18"/>
+              </w:rPr>
+              <w:t>JSON array; element type shown in Type column</w:t>
             </w:r>
           </w:p>
         </w:tc>
@@ -13100,6 +13429,28 @@
               </w:rPr>
               <w:t>{</w:t>
               <w:br/>
+              <w:t xml:space="preserve">  "year": 2026,</w:t>
+              <w:br/>
+              <w:t xml:space="preserve">  "status": "06",</w:t>
+              <w:br/>
+              <w:t xml:space="preserve">  "result": "APPROVE",</w:t>
+              <w:br/>
+              <w:t xml:space="preserve">  "region": [</w:t>
+              <w:br/>
+              <w:t xml:space="preserve">    "RSU"</w:t>
+              <w:br/>
+              <w:t xml:space="preserve">  ],</w:t>
+              <w:br/>
+              <w:t xml:space="preserve">  "storeType": [</w:t>
+              <w:br/>
+              <w:t xml:space="preserve">    "A"</w:t>
+              <w:br/>
+              <w:t xml:space="preserve">  ],</w:t>
+              <w:br/>
+              <w:t xml:space="preserve">  "impactedStoreCode": "00788",</w:t>
+              <w:br/>
+              <w:t xml:space="preserve">  "newStoreCode": "00990",</w:t>
+              <w:br/>
               <w:t xml:space="preserve">  "sameAsSearch": true,</w:t>
               <w:br/>
               <w:t xml:space="preserve">  "format": "xlsx"</w:t>
@@ -13224,6 +13575,741 @@
                 <w:sz w:val="18"/>
               </w:rPr>
               <w:t>Constraint / Meaning</w:t>
+            </w:r>
+          </w:p>
+        </w:tc>
+      </w:tr>
+      <w:tr>
+        <w:trPr>
+          <w:cantSplit/>
+        </w:trPr>
+        <w:tc>
+          <w:tcPr>
+            <w:tcW w:type="dxa" w:w="2520"/>
+            <w:vAlign w:val="center"/>
+          </w:tcPr>
+          <w:p>
+            <w:pPr>
+              <w:keepLines/>
+              <w:spacing w:after="0"/>
+            </w:pPr>
+            <w:r>
+              <w:rPr>
+                <w:rFonts w:ascii="Arial" w:hAnsi="Arial" w:eastAsia="Arial" w:cs="Tahoma"/>
+                <w:sz w:val="18"/>
+              </w:rPr>
+            </w:r>
+            <w:r>
+              <w:rPr>
+                <w:rFonts w:ascii="Arial" w:hAnsi="Arial" w:eastAsia="Arial" w:cs="Tahoma"/>
+                <w:sz w:val="18"/>
+              </w:rPr>
+              <w:t>year</w:t>
+            </w:r>
+          </w:p>
+        </w:tc>
+        <w:tc>
+          <w:tcPr>
+            <w:tcW w:type="dxa" w:w="2520"/>
+            <w:vAlign w:val="center"/>
+          </w:tcPr>
+          <w:p>
+            <w:pPr>
+              <w:keepLines/>
+              <w:spacing w:after="0"/>
+            </w:pPr>
+            <w:r>
+              <w:rPr>
+                <w:rFonts w:ascii="Arial" w:hAnsi="Arial" w:eastAsia="Arial" w:cs="Tahoma"/>
+                <w:sz w:val="18"/>
+              </w:rPr>
+            </w:r>
+            <w:r>
+              <w:rPr>
+                <w:rFonts w:ascii="Arial" w:hAnsi="Arial" w:eastAsia="Arial" w:cs="Tahoma"/>
+                <w:sz w:val="18"/>
+              </w:rPr>
+              <w:t>integer</w:t>
+            </w:r>
+          </w:p>
+        </w:tc>
+        <w:tc>
+          <w:tcPr>
+            <w:tcW w:type="dxa" w:w="2520"/>
+            <w:vAlign w:val="center"/>
+          </w:tcPr>
+          <w:p>
+            <w:pPr>
+              <w:keepLines/>
+              <w:spacing w:after="0"/>
+            </w:pPr>
+            <w:r>
+              <w:rPr>
+                <w:rFonts w:ascii="Arial" w:hAnsi="Arial" w:eastAsia="Arial" w:cs="Tahoma"/>
+                <w:sz w:val="18"/>
+              </w:rPr>
+            </w:r>
+            <w:r>
+              <w:rPr>
+                <w:rFonts w:ascii="Arial" w:hAnsi="Arial" w:eastAsia="Arial" w:cs="Tahoma"/>
+                <w:sz w:val="18"/>
+              </w:rPr>
+              <w:t>Yes</w:t>
+            </w:r>
+          </w:p>
+        </w:tc>
+        <w:tc>
+          <w:tcPr>
+            <w:tcW w:type="dxa" w:w="2520"/>
+            <w:vAlign w:val="center"/>
+          </w:tcPr>
+          <w:p>
+            <w:pPr>
+              <w:keepLines/>
+              <w:spacing w:after="0"/>
+            </w:pPr>
+            <w:r>
+              <w:rPr>
+                <w:rFonts w:ascii="Arial" w:hAnsi="Arial" w:eastAsia="Arial" w:cs="Tahoma"/>
+                <w:sz w:val="18"/>
+              </w:rPr>
+            </w:r>
+            <w:r>
+              <w:rPr>
+                <w:rFonts w:ascii="Arial" w:hAnsi="Arial" w:eastAsia="Arial" w:cs="Tahoma"/>
+                <w:sz w:val="18"/>
+              </w:rPr>
+              <w:t>UTF-8; use value domain described by endpoint purpose</w:t>
+            </w:r>
+          </w:p>
+        </w:tc>
+      </w:tr>
+      <w:tr>
+        <w:trPr>
+          <w:cantSplit/>
+        </w:trPr>
+        <w:tc>
+          <w:tcPr>
+            <w:tcW w:type="dxa" w:w="2520"/>
+            <w:vAlign w:val="center"/>
+          </w:tcPr>
+          <w:p>
+            <w:pPr>
+              <w:keepLines/>
+              <w:spacing w:after="0"/>
+            </w:pPr>
+            <w:r>
+              <w:rPr>
+                <w:rFonts w:ascii="Arial" w:hAnsi="Arial" w:eastAsia="Arial" w:cs="Tahoma"/>
+                <w:sz w:val="18"/>
+              </w:rPr>
+            </w:r>
+            <w:r>
+              <w:rPr>
+                <w:rFonts w:ascii="Arial" w:hAnsi="Arial" w:eastAsia="Arial" w:cs="Tahoma"/>
+                <w:sz w:val="18"/>
+              </w:rPr>
+              <w:t>status</w:t>
+            </w:r>
+          </w:p>
+        </w:tc>
+        <w:tc>
+          <w:tcPr>
+            <w:tcW w:type="dxa" w:w="2520"/>
+            <w:vAlign w:val="center"/>
+          </w:tcPr>
+          <w:p>
+            <w:pPr>
+              <w:keepLines/>
+              <w:spacing w:after="0"/>
+            </w:pPr>
+            <w:r>
+              <w:rPr>
+                <w:rFonts w:ascii="Arial" w:hAnsi="Arial" w:eastAsia="Arial" w:cs="Tahoma"/>
+                <w:sz w:val="18"/>
+              </w:rPr>
+            </w:r>
+            <w:r>
+              <w:rPr>
+                <w:rFonts w:ascii="Arial" w:hAnsi="Arial" w:eastAsia="Arial" w:cs="Tahoma"/>
+                <w:sz w:val="18"/>
+              </w:rPr>
+              <w:t>string</w:t>
+            </w:r>
+          </w:p>
+        </w:tc>
+        <w:tc>
+          <w:tcPr>
+            <w:tcW w:type="dxa" w:w="2520"/>
+            <w:vAlign w:val="center"/>
+          </w:tcPr>
+          <w:p>
+            <w:pPr>
+              <w:keepLines/>
+              <w:spacing w:after="0"/>
+            </w:pPr>
+            <w:r>
+              <w:rPr>
+                <w:rFonts w:ascii="Arial" w:hAnsi="Arial" w:eastAsia="Arial" w:cs="Tahoma"/>
+                <w:sz w:val="18"/>
+              </w:rPr>
+            </w:r>
+            <w:r>
+              <w:rPr>
+                <w:rFonts w:ascii="Arial" w:hAnsi="Arial" w:eastAsia="Arial" w:cs="Tahoma"/>
+                <w:sz w:val="18"/>
+              </w:rPr>
+              <w:t>Yes</w:t>
+            </w:r>
+          </w:p>
+        </w:tc>
+        <w:tc>
+          <w:tcPr>
+            <w:tcW w:type="dxa" w:w="2520"/>
+            <w:vAlign w:val="center"/>
+          </w:tcPr>
+          <w:p>
+            <w:pPr>
+              <w:keepLines/>
+              <w:spacing w:after="0"/>
+            </w:pPr>
+            <w:r>
+              <w:rPr>
+                <w:rFonts w:ascii="Arial" w:hAnsi="Arial" w:eastAsia="Arial" w:cs="Tahoma"/>
+                <w:sz w:val="18"/>
+              </w:rPr>
+            </w:r>
+            <w:r>
+              <w:rPr>
+                <w:rFonts w:ascii="Arial" w:hAnsi="Arial" w:eastAsia="Arial" w:cs="Tahoma"/>
+                <w:sz w:val="18"/>
+              </w:rPr>
+              <w:t>UTF-8; use value domain described by endpoint purpose</w:t>
+            </w:r>
+          </w:p>
+        </w:tc>
+      </w:tr>
+      <w:tr>
+        <w:trPr>
+          <w:cantSplit/>
+        </w:trPr>
+        <w:tc>
+          <w:tcPr>
+            <w:tcW w:type="dxa" w:w="2520"/>
+            <w:vAlign w:val="center"/>
+          </w:tcPr>
+          <w:p>
+            <w:pPr>
+              <w:keepLines/>
+              <w:spacing w:after="0"/>
+            </w:pPr>
+            <w:r>
+              <w:rPr>
+                <w:rFonts w:ascii="Arial" w:hAnsi="Arial" w:eastAsia="Arial" w:cs="Tahoma"/>
+                <w:sz w:val="18"/>
+              </w:rPr>
+            </w:r>
+            <w:r>
+              <w:rPr>
+                <w:rFonts w:ascii="Arial" w:hAnsi="Arial" w:eastAsia="Arial" w:cs="Tahoma"/>
+                <w:sz w:val="18"/>
+              </w:rPr>
+              <w:t>result</w:t>
+            </w:r>
+          </w:p>
+        </w:tc>
+        <w:tc>
+          <w:tcPr>
+            <w:tcW w:type="dxa" w:w="2520"/>
+            <w:vAlign w:val="center"/>
+          </w:tcPr>
+          <w:p>
+            <w:pPr>
+              <w:keepLines/>
+              <w:spacing w:after="0"/>
+            </w:pPr>
+            <w:r>
+              <w:rPr>
+                <w:rFonts w:ascii="Arial" w:hAnsi="Arial" w:eastAsia="Arial" w:cs="Tahoma"/>
+                <w:sz w:val="18"/>
+              </w:rPr>
+            </w:r>
+            <w:r>
+              <w:rPr>
+                <w:rFonts w:ascii="Arial" w:hAnsi="Arial" w:eastAsia="Arial" w:cs="Tahoma"/>
+                <w:sz w:val="18"/>
+              </w:rPr>
+              <w:t>string</w:t>
+            </w:r>
+          </w:p>
+        </w:tc>
+        <w:tc>
+          <w:tcPr>
+            <w:tcW w:type="dxa" w:w="2520"/>
+            <w:vAlign w:val="center"/>
+          </w:tcPr>
+          <w:p>
+            <w:pPr>
+              <w:keepLines/>
+              <w:spacing w:after="0"/>
+            </w:pPr>
+            <w:r>
+              <w:rPr>
+                <w:rFonts w:ascii="Arial" w:hAnsi="Arial" w:eastAsia="Arial" w:cs="Tahoma"/>
+                <w:sz w:val="18"/>
+              </w:rPr>
+            </w:r>
+            <w:r>
+              <w:rPr>
+                <w:rFonts w:ascii="Arial" w:hAnsi="Arial" w:eastAsia="Arial" w:cs="Tahoma"/>
+                <w:sz w:val="18"/>
+              </w:rPr>
+              <w:t>No</w:t>
+            </w:r>
+          </w:p>
+        </w:tc>
+        <w:tc>
+          <w:tcPr>
+            <w:tcW w:type="dxa" w:w="2520"/>
+            <w:vAlign w:val="center"/>
+          </w:tcPr>
+          <w:p>
+            <w:pPr>
+              <w:keepLines/>
+              <w:spacing w:after="0"/>
+            </w:pPr>
+            <w:r>
+              <w:rPr>
+                <w:rFonts w:ascii="Arial" w:hAnsi="Arial" w:eastAsia="Arial" w:cs="Tahoma"/>
+                <w:sz w:val="18"/>
+              </w:rPr>
+            </w:r>
+            <w:r>
+              <w:rPr>
+                <w:rFonts w:ascii="Arial" w:hAnsi="Arial" w:eastAsia="Arial" w:cs="Tahoma"/>
+                <w:sz w:val="18"/>
+              </w:rPr>
+              <w:t>UTF-8; use value domain described by endpoint purpose</w:t>
+            </w:r>
+          </w:p>
+        </w:tc>
+      </w:tr>
+      <w:tr>
+        <w:trPr>
+          <w:cantSplit/>
+        </w:trPr>
+        <w:tc>
+          <w:tcPr>
+            <w:tcW w:type="dxa" w:w="2520"/>
+            <w:vAlign w:val="center"/>
+          </w:tcPr>
+          <w:p>
+            <w:pPr>
+              <w:keepLines/>
+              <w:spacing w:after="0"/>
+            </w:pPr>
+            <w:r>
+              <w:rPr>
+                <w:rFonts w:ascii="Arial" w:hAnsi="Arial" w:eastAsia="Arial" w:cs="Tahoma"/>
+                <w:sz w:val="18"/>
+              </w:rPr>
+            </w:r>
+            <w:r>
+              <w:rPr>
+                <w:rFonts w:ascii="Arial" w:hAnsi="Arial" w:eastAsia="Arial" w:cs="Tahoma"/>
+                <w:sz w:val="18"/>
+              </w:rPr>
+              <w:t>region</w:t>
+            </w:r>
+          </w:p>
+        </w:tc>
+        <w:tc>
+          <w:tcPr>
+            <w:tcW w:type="dxa" w:w="2520"/>
+            <w:vAlign w:val="center"/>
+          </w:tcPr>
+          <w:p>
+            <w:pPr>
+              <w:keepLines/>
+              <w:spacing w:after="0"/>
+            </w:pPr>
+            <w:r>
+              <w:rPr>
+                <w:rFonts w:ascii="Arial" w:hAnsi="Arial" w:eastAsia="Arial" w:cs="Tahoma"/>
+                <w:sz w:val="18"/>
+              </w:rPr>
+            </w:r>
+            <w:r>
+              <w:rPr>
+                <w:rFonts w:ascii="Arial" w:hAnsi="Arial" w:eastAsia="Arial" w:cs="Tahoma"/>
+                <w:sz w:val="18"/>
+              </w:rPr>
+              <w:t>array&lt;string&gt;</w:t>
+            </w:r>
+          </w:p>
+        </w:tc>
+        <w:tc>
+          <w:tcPr>
+            <w:tcW w:type="dxa" w:w="2520"/>
+            <w:vAlign w:val="center"/>
+          </w:tcPr>
+          <w:p>
+            <w:pPr>
+              <w:keepLines/>
+              <w:spacing w:after="0"/>
+            </w:pPr>
+            <w:r>
+              <w:rPr>
+                <w:rFonts w:ascii="Arial" w:hAnsi="Arial" w:eastAsia="Arial" w:cs="Tahoma"/>
+                <w:sz w:val="18"/>
+              </w:rPr>
+            </w:r>
+            <w:r>
+              <w:rPr>
+                <w:rFonts w:ascii="Arial" w:hAnsi="Arial" w:eastAsia="Arial" w:cs="Tahoma"/>
+                <w:sz w:val="18"/>
+              </w:rPr>
+              <w:t>No</w:t>
+            </w:r>
+          </w:p>
+        </w:tc>
+        <w:tc>
+          <w:tcPr>
+            <w:tcW w:type="dxa" w:w="2520"/>
+            <w:vAlign w:val="center"/>
+          </w:tcPr>
+          <w:p>
+            <w:pPr>
+              <w:keepLines/>
+              <w:spacing w:after="0"/>
+            </w:pPr>
+            <w:r>
+              <w:rPr>
+                <w:rFonts w:ascii="Arial" w:hAnsi="Arial" w:eastAsia="Arial" w:cs="Tahoma"/>
+                <w:sz w:val="18"/>
+              </w:rPr>
+            </w:r>
+            <w:r>
+              <w:rPr>
+                <w:rFonts w:ascii="Arial" w:hAnsi="Arial" w:eastAsia="Arial" w:cs="Tahoma"/>
+                <w:sz w:val="18"/>
+              </w:rPr>
+              <w:t>JSON array; element type shown in Type column</w:t>
+            </w:r>
+          </w:p>
+        </w:tc>
+      </w:tr>
+      <w:tr>
+        <w:trPr>
+          <w:cantSplit/>
+        </w:trPr>
+        <w:tc>
+          <w:tcPr>
+            <w:tcW w:type="dxa" w:w="2520"/>
+            <w:vAlign w:val="center"/>
+          </w:tcPr>
+          <w:p>
+            <w:pPr>
+              <w:keepLines/>
+              <w:spacing w:after="0"/>
+            </w:pPr>
+            <w:r>
+              <w:rPr>
+                <w:rFonts w:ascii="Arial" w:hAnsi="Arial" w:eastAsia="Arial" w:cs="Tahoma"/>
+                <w:sz w:val="18"/>
+              </w:rPr>
+            </w:r>
+            <w:r>
+              <w:rPr>
+                <w:rFonts w:ascii="Arial" w:hAnsi="Arial" w:eastAsia="Arial" w:cs="Tahoma"/>
+                <w:sz w:val="18"/>
+              </w:rPr>
+              <w:t>storeType</w:t>
+            </w:r>
+          </w:p>
+        </w:tc>
+        <w:tc>
+          <w:tcPr>
+            <w:tcW w:type="dxa" w:w="2520"/>
+            <w:vAlign w:val="center"/>
+          </w:tcPr>
+          <w:p>
+            <w:pPr>
+              <w:keepLines/>
+              <w:spacing w:after="0"/>
+            </w:pPr>
+            <w:r>
+              <w:rPr>
+                <w:rFonts w:ascii="Arial" w:hAnsi="Arial" w:eastAsia="Arial" w:cs="Tahoma"/>
+                <w:sz w:val="18"/>
+              </w:rPr>
+            </w:r>
+            <w:r>
+              <w:rPr>
+                <w:rFonts w:ascii="Arial" w:hAnsi="Arial" w:eastAsia="Arial" w:cs="Tahoma"/>
+                <w:sz w:val="18"/>
+              </w:rPr>
+              <w:t>array&lt;string&gt;</w:t>
+            </w:r>
+          </w:p>
+        </w:tc>
+        <w:tc>
+          <w:tcPr>
+            <w:tcW w:type="dxa" w:w="2520"/>
+            <w:vAlign w:val="center"/>
+          </w:tcPr>
+          <w:p>
+            <w:pPr>
+              <w:keepLines/>
+              <w:spacing w:after="0"/>
+            </w:pPr>
+            <w:r>
+              <w:rPr>
+                <w:rFonts w:ascii="Arial" w:hAnsi="Arial" w:eastAsia="Arial" w:cs="Tahoma"/>
+                <w:sz w:val="18"/>
+              </w:rPr>
+            </w:r>
+            <w:r>
+              <w:rPr>
+                <w:rFonts w:ascii="Arial" w:hAnsi="Arial" w:eastAsia="Arial" w:cs="Tahoma"/>
+                <w:sz w:val="18"/>
+              </w:rPr>
+              <w:t>No</w:t>
+            </w:r>
+          </w:p>
+        </w:tc>
+        <w:tc>
+          <w:tcPr>
+            <w:tcW w:type="dxa" w:w="2520"/>
+            <w:vAlign w:val="center"/>
+          </w:tcPr>
+          <w:p>
+            <w:pPr>
+              <w:keepLines/>
+              <w:spacing w:after="0"/>
+            </w:pPr>
+            <w:r>
+              <w:rPr>
+                <w:rFonts w:ascii="Arial" w:hAnsi="Arial" w:eastAsia="Arial" w:cs="Tahoma"/>
+                <w:sz w:val="18"/>
+              </w:rPr>
+            </w:r>
+            <w:r>
+              <w:rPr>
+                <w:rFonts w:ascii="Arial" w:hAnsi="Arial" w:eastAsia="Arial" w:cs="Tahoma"/>
+                <w:sz w:val="18"/>
+              </w:rPr>
+              <w:t>JSON array; element type shown in Type column</w:t>
+            </w:r>
+          </w:p>
+        </w:tc>
+      </w:tr>
+      <w:tr>
+        <w:trPr>
+          <w:cantSplit/>
+        </w:trPr>
+        <w:tc>
+          <w:tcPr>
+            <w:tcW w:type="dxa" w:w="2520"/>
+            <w:vAlign w:val="center"/>
+          </w:tcPr>
+          <w:p>
+            <w:pPr>
+              <w:keepLines/>
+              <w:spacing w:after="0"/>
+            </w:pPr>
+            <w:r>
+              <w:rPr>
+                <w:rFonts w:ascii="Arial" w:hAnsi="Arial" w:eastAsia="Arial" w:cs="Tahoma"/>
+                <w:sz w:val="18"/>
+              </w:rPr>
+            </w:r>
+            <w:r>
+              <w:rPr>
+                <w:rFonts w:ascii="Arial" w:hAnsi="Arial" w:eastAsia="Arial" w:cs="Tahoma"/>
+                <w:sz w:val="18"/>
+              </w:rPr>
+              <w:t>impactedStoreCode</w:t>
+            </w:r>
+          </w:p>
+        </w:tc>
+        <w:tc>
+          <w:tcPr>
+            <w:tcW w:type="dxa" w:w="2520"/>
+            <w:vAlign w:val="center"/>
+          </w:tcPr>
+          <w:p>
+            <w:pPr>
+              <w:keepLines/>
+              <w:spacing w:after="0"/>
+            </w:pPr>
+            <w:r>
+              <w:rPr>
+                <w:rFonts w:ascii="Arial" w:hAnsi="Arial" w:eastAsia="Arial" w:cs="Tahoma"/>
+                <w:sz w:val="18"/>
+              </w:rPr>
+            </w:r>
+            <w:r>
+              <w:rPr>
+                <w:rFonts w:ascii="Arial" w:hAnsi="Arial" w:eastAsia="Arial" w:cs="Tahoma"/>
+                <w:sz w:val="18"/>
+              </w:rPr>
+              <w:t>string</w:t>
+            </w:r>
+          </w:p>
+        </w:tc>
+        <w:tc>
+          <w:tcPr>
+            <w:tcW w:type="dxa" w:w="2520"/>
+            <w:vAlign w:val="center"/>
+          </w:tcPr>
+          <w:p>
+            <w:pPr>
+              <w:keepLines/>
+              <w:spacing w:after="0"/>
+            </w:pPr>
+            <w:r>
+              <w:rPr>
+                <w:rFonts w:ascii="Arial" w:hAnsi="Arial" w:eastAsia="Arial" w:cs="Tahoma"/>
+                <w:sz w:val="18"/>
+              </w:rPr>
+            </w:r>
+            <w:r>
+              <w:rPr>
+                <w:rFonts w:ascii="Arial" w:hAnsi="Arial" w:eastAsia="Arial" w:cs="Tahoma"/>
+                <w:sz w:val="18"/>
+              </w:rPr>
+              <w:t>No</w:t>
+            </w:r>
+          </w:p>
+        </w:tc>
+        <w:tc>
+          <w:tcPr>
+            <w:tcW w:type="dxa" w:w="2520"/>
+            <w:vAlign w:val="center"/>
+          </w:tcPr>
+          <w:p>
+            <w:pPr>
+              <w:keepLines/>
+              <w:spacing w:after="0"/>
+            </w:pPr>
+            <w:r>
+              <w:rPr>
+                <w:rFonts w:ascii="Arial" w:hAnsi="Arial" w:eastAsia="Arial" w:cs="Tahoma"/>
+                <w:sz w:val="18"/>
+              </w:rPr>
+            </w:r>
+            <w:r>
+              <w:rPr>
+                <w:rFonts w:ascii="Arial" w:hAnsi="Arial" w:eastAsia="Arial" w:cs="Tahoma"/>
+                <w:sz w:val="18"/>
+              </w:rPr>
+              <w:t>exactly 5 digits; preserve leading zero</w:t>
+            </w:r>
+          </w:p>
+        </w:tc>
+      </w:tr>
+      <w:tr>
+        <w:trPr>
+          <w:cantSplit/>
+        </w:trPr>
+        <w:tc>
+          <w:tcPr>
+            <w:tcW w:type="dxa" w:w="2520"/>
+            <w:vAlign w:val="center"/>
+          </w:tcPr>
+          <w:p>
+            <w:pPr>
+              <w:keepLines/>
+              <w:spacing w:after="0"/>
+            </w:pPr>
+            <w:r>
+              <w:rPr>
+                <w:rFonts w:ascii="Arial" w:hAnsi="Arial" w:eastAsia="Arial" w:cs="Tahoma"/>
+                <w:sz w:val="18"/>
+              </w:rPr>
+            </w:r>
+            <w:r>
+              <w:rPr>
+                <w:rFonts w:ascii="Arial" w:hAnsi="Arial" w:eastAsia="Arial" w:cs="Tahoma"/>
+                <w:sz w:val="18"/>
+              </w:rPr>
+              <w:t>newStoreCode</w:t>
+            </w:r>
+          </w:p>
+        </w:tc>
+        <w:tc>
+          <w:tcPr>
+            <w:tcW w:type="dxa" w:w="2520"/>
+            <w:vAlign w:val="center"/>
+          </w:tcPr>
+          <w:p>
+            <w:pPr>
+              <w:keepLines/>
+              <w:spacing w:after="0"/>
+            </w:pPr>
+            <w:r>
+              <w:rPr>
+                <w:rFonts w:ascii="Arial" w:hAnsi="Arial" w:eastAsia="Arial" w:cs="Tahoma"/>
+                <w:sz w:val="18"/>
+              </w:rPr>
+            </w:r>
+            <w:r>
+              <w:rPr>
+                <w:rFonts w:ascii="Arial" w:hAnsi="Arial" w:eastAsia="Arial" w:cs="Tahoma"/>
+                <w:sz w:val="18"/>
+              </w:rPr>
+              <w:t>string</w:t>
+            </w:r>
+          </w:p>
+        </w:tc>
+        <w:tc>
+          <w:tcPr>
+            <w:tcW w:type="dxa" w:w="2520"/>
+            <w:vAlign w:val="center"/>
+          </w:tcPr>
+          <w:p>
+            <w:pPr>
+              <w:keepLines/>
+              <w:spacing w:after="0"/>
+            </w:pPr>
+            <w:r>
+              <w:rPr>
+                <w:rFonts w:ascii="Arial" w:hAnsi="Arial" w:eastAsia="Arial" w:cs="Tahoma"/>
+                <w:sz w:val="18"/>
+              </w:rPr>
+            </w:r>
+            <w:r>
+              <w:rPr>
+                <w:rFonts w:ascii="Arial" w:hAnsi="Arial" w:eastAsia="Arial" w:cs="Tahoma"/>
+                <w:sz w:val="18"/>
+              </w:rPr>
+              <w:t>No</w:t>
+            </w:r>
+          </w:p>
+        </w:tc>
+        <w:tc>
+          <w:tcPr>
+            <w:tcW w:type="dxa" w:w="2520"/>
+            <w:vAlign w:val="center"/>
+          </w:tcPr>
+          <w:p>
+            <w:pPr>
+              <w:keepLines/>
+              <w:spacing w:after="0"/>
+            </w:pPr>
+            <w:r>
+              <w:rPr>
+                <w:rFonts w:ascii="Arial" w:hAnsi="Arial" w:eastAsia="Arial" w:cs="Tahoma"/>
+                <w:sz w:val="18"/>
+              </w:rPr>
+            </w:r>
+            <w:r>
+              <w:rPr>
+                <w:rFonts w:ascii="Arial" w:hAnsi="Arial" w:eastAsia="Arial" w:cs="Tahoma"/>
+                <w:sz w:val="18"/>
+              </w:rPr>
+              <w:t>exactly 5 digits; preserve leading zero</w:t>
             </w:r>
           </w:p>
         </w:tc>
@@ -13938,7 +15024,7 @@
     </w:p>
     <w:p>
       <w:pPr>
-        <w:pStyle w:val="Heading3"/>
+        <w:pStyle w:val="Heading2"/>
         <w:keepNext/>
         <w:keepLines/>
         <w:pageBreakBefore w:val="0"/>
@@ -14330,7 +15416,7 @@
     <w:p/>
     <w:p>
       <w:pPr>
-        <w:pStyle w:val="Heading3"/>
+        <w:pStyle w:val="Heading2"/>
         <w:keepNext/>
         <w:keepLines/>
         <w:pageBreakBefore w:val="0"/>
@@ -14477,7 +15563,7 @@
     </w:p>
     <w:p>
       <w:pPr>
-        <w:pStyle w:val="Heading3"/>
+        <w:pStyle w:val="Heading2"/>
         <w:keepNext/>
         <w:keepLines/>
         <w:pageBreakBefore w:val="0"/>
@@ -14543,12 +15629,24 @@
         <w:t>}</w:t>
         <w:br/>
         <w:br/>
-        <w:t>// TODO: ยืนยันกับทีม BFF ว่า unwrap envelope { success, data } ที่ชั้นไหน (BFF หรือ FE)</w:t>
+        <w:t>// ── envelope: อ่าน `data.data` ชั้นเดียว (ยืนยันจากโค้ดจริงของ BFF 2026-09-04) ──</w:t>
+        <w:br/>
+        <w:t>//   BFF มี ResponseInterceptor ระดับ global (src/common/interceptors/response.interceptor.ts)</w:t>
+        <w:br/>
+        <w:t>//   ที่ห่อผลลัพธ์ของ controller เป็น { success, data, requestId } ให้เสมอ</w:t>
+        <w:br/>
+        <w:t>//   ⚠️ ถ้า client service ของ BFF คืน `response.data` ดิบ (= envelope ของ store-backend)</w:t>
+        <w:br/>
+        <w:t>//      interceptor จะเห็นคีย์ success แล้วห่อซ้ำ → FE ได้ { success, data: { data: &lt;payload&gt; } }</w:t>
+        <w:br/>
+        <w:t>//      สัญญาที่ตกลง: **BFF ต้อง unwrap ของ store-backend ก่อน 1 ชั้น** (คืน response.data.data)</w:t>
+        <w:br/>
+        <w:t>//      FE จึงอ่าน data.data ชั้นเดียวตามโค้ดด้านบน · requestId ใช้อ้างอิงตอนแจ้งปัญหา</w:t>
       </w:r>
     </w:p>
     <w:p>
       <w:pPr>
-        <w:pStyle w:val="Heading3"/>
+        <w:pStyle w:val="Heading2"/>
         <w:keepNext/>
         <w:keepLines/>
         <w:pageBreakBefore w:val="0"/>
@@ -14627,6 +15725,12 @@
         <w:br/>
         <w:t xml:space="preserve">  size?: number;</w:t>
         <w:br/>
+        <w:t xml:space="preserve">  year?: number;</w:t>
+        <w:br/>
+        <w:t xml:space="preserve">  region?: string[];</w:t>
+        <w:br/>
+        <w:t xml:space="preserve">  storeType?: string[];</w:t>
+        <w:br/>
         <w:t>}</w:t>
         <w:br/>
         <w:br/>
@@ -14672,7 +15776,7 @@
     </w:p>
     <w:p>
       <w:pPr>
-        <w:pStyle w:val="Heading3"/>
+        <w:pStyle w:val="Heading2"/>
         <w:keepNext/>
         <w:keepLines/>
         <w:pageBreakBefore w:val="0"/>
@@ -14764,7 +15868,7 @@
     </w:p>
     <w:p>
       <w:pPr>
-        <w:pStyle w:val="Heading3"/>
+        <w:pStyle w:val="Heading2"/>
         <w:keepNext/>
         <w:keepLines/>
         <w:pageBreakBefore w:val="0"/>

--- a/LLDD/word/FE/LLDD-FE-Report.docx
+++ b/LLDD/word/FE/LLDD-FE-Report.docx
@@ -9160,51 +9160,35 @@
               </w:rPr>
               <w:t>{</w:t>
               <w:br/>
+              <w:t xml:space="preserve">  "year": 2026,</w:t>
+              <w:br/>
               <w:t xml:space="preserve">  "status": "06",</w:t>
+              <w:br/>
+              <w:t xml:space="preserve">  "result": "APPROVE",</w:t>
+              <w:br/>
+              <w:t xml:space="preserve">  "regions": [</w:t>
+              <w:br/>
+              <w:t xml:space="preserve">    "RSU"</w:t>
+              <w:br/>
+              <w:t xml:space="preserve">  ],</w:t>
+              <w:br/>
+              <w:t xml:space="preserve">  "storeTypes": [</w:t>
+              <w:br/>
+              <w:t xml:space="preserve">    "A"</w:t>
+              <w:br/>
+              <w:t xml:space="preserve">  ],</w:t>
+              <w:br/>
+              <w:t xml:space="preserve">  "periodStatementFrom": "2026-06-01",</w:t>
+              <w:br/>
+              <w:t xml:space="preserve">  "periodStatementTo": "2026-06-30",</w:t>
               <w:br/>
               <w:t xml:space="preserve">  "impactedStoreCode": "00788",</w:t>
               <w:br/>
               <w:t xml:space="preserve">  "newStoreCode": "00990",</w:t>
               <w:br/>
-              <w:t xml:space="preserve">  "periodStatementFrom": "2026-06-01",</w:t>
-              <w:br/>
-              <w:t xml:space="preserve">  "periodStatementTo": "2026-06-30",</w:t>
-              <w:br/>
-              <w:t xml:space="preserve">  "storeTypes": [</w:t>
-              <w:br/>
-              <w:t xml:space="preserve">    "A",</w:t>
-              <w:br/>
-              <w:t xml:space="preserve">    "B"</w:t>
-              <w:br/>
-              <w:t xml:space="preserve">  ],</w:t>
-              <w:br/>
-              <w:t xml:space="preserve">  "regions": [</w:t>
-              <w:br/>
-              <w:t xml:space="preserve">    "RSU",</w:t>
-              <w:br/>
-              <w:t xml:space="preserve">    "BN"</w:t>
-              <w:br/>
-              <w:t xml:space="preserve">  ],</w:t>
-              <w:br/>
-              <w:t xml:space="preserve">  "result": "APPROVE",</w:t>
-              <w:br/>
               <w:t xml:space="preserve">  "page": 1,</w:t>
               <w:br/>
-              <w:t xml:space="preserve">  "size": 20,</w:t>
-              <w:br/>
-              <w:t xml:space="preserve">  "year": 2026,</w:t>
-              <w:br/>
-              <w:t xml:space="preserve">  "region": [</w:t>
-              <w:br/>
-              <w:t xml:space="preserve">    "RSU"</w:t>
-              <w:br/>
-              <w:t xml:space="preserve">  ],</w:t>
-              <w:br/>
-              <w:t xml:space="preserve">  "storeType": [</w:t>
-              <w:br/>
-              <w:t xml:space="preserve">    "A"</w:t>
-              <w:br/>
-              <w:t xml:space="preserve">  ]</w:t>
+              <w:t xml:space="preserve">  "size": 20</w:t>
               <w:br/>
               <w:t>}</w:t>
             </w:r>
@@ -9355,7 +9339,7 @@
                 <w:rFonts w:ascii="Arial" w:hAnsi="Arial" w:eastAsia="Arial" w:cs="Tahoma"/>
                 <w:sz w:val="18"/>
               </w:rPr>
-              <w:t>status</w:t>
+              <w:t>year</w:t>
             </w:r>
           </w:p>
         </w:tc>
@@ -9380,7 +9364,7 @@
                 <w:rFonts w:ascii="Arial" w:hAnsi="Arial" w:eastAsia="Arial" w:cs="Tahoma"/>
                 <w:sz w:val="18"/>
               </w:rPr>
-              <w:t>string</w:t>
+              <w:t>integer</w:t>
             </w:r>
           </w:p>
         </w:tc>
@@ -9460,7 +9444,7 @@
                 <w:rFonts w:ascii="Arial" w:hAnsi="Arial" w:eastAsia="Arial" w:cs="Tahoma"/>
                 <w:sz w:val="18"/>
               </w:rPr>
-              <w:t>impactedStoreCode</w:t>
+              <w:t>status</w:t>
             </w:r>
           </w:p>
         </w:tc>
@@ -9510,7 +9494,7 @@
                 <w:rFonts w:ascii="Arial" w:hAnsi="Arial" w:eastAsia="Arial" w:cs="Tahoma"/>
                 <w:sz w:val="18"/>
               </w:rPr>
-              <w:t>No</w:t>
+              <w:t>Yes</w:t>
             </w:r>
           </w:p>
         </w:tc>
@@ -9535,7 +9519,7 @@
                 <w:rFonts w:ascii="Arial" w:hAnsi="Arial" w:eastAsia="Arial" w:cs="Tahoma"/>
                 <w:sz w:val="18"/>
               </w:rPr>
-              <w:t>exactly 5 digits; preserve leading zero</w:t>
+              <w:t>UTF-8; use value domain described by endpoint purpose</w:t>
             </w:r>
           </w:p>
         </w:tc>
@@ -9565,7 +9549,7 @@
                 <w:rFonts w:ascii="Arial" w:hAnsi="Arial" w:eastAsia="Arial" w:cs="Tahoma"/>
                 <w:sz w:val="18"/>
               </w:rPr>
-              <w:t>newStoreCode</w:t>
+              <w:t>result</w:t>
             </w:r>
           </w:p>
         </w:tc>
@@ -9640,7 +9624,107 @@
                 <w:rFonts w:ascii="Arial" w:hAnsi="Arial" w:eastAsia="Arial" w:cs="Tahoma"/>
                 <w:sz w:val="18"/>
               </w:rPr>
-              <w:t>exactly 5 digits; preserve leading zero</w:t>
+              <w:t xml:space="preserve">ช่อง </w:t>
+            </w:r>
+            <w:r>
+              <w:rPr>
+                <w:rFonts w:ascii="Arial" w:hAnsi="Arial" w:eastAsia="Arial" w:cs="Tahoma"/>
+                <w:b/>
+                <w:sz w:val="18"/>
+              </w:rPr>
+              <w:t>ผลการพิจารณา</w:t>
+            </w:r>
+            <w:r>
+              <w:rPr>
+                <w:rFonts w:ascii="Arial" w:hAnsi="Arial" w:eastAsia="Arial" w:cs="Tahoma"/>
+                <w:sz w:val="18"/>
+              </w:rPr>
+              <w:t xml:space="preserve"> (มีเฉพาะหน้า *ที่เกี่ยวข้อง*) — </w:t>
+            </w:r>
+            <w:r>
+              <w:rPr>
+                <w:rFonts w:ascii="Courier New" w:hAnsi="Courier New" w:eastAsia="Courier New" w:cs="Tahoma"/>
+                <w:sz w:val="18"/>
+              </w:rPr>
+              <w:t>APPROVE</w:t>
+            </w:r>
+            <w:r>
+              <w:rPr>
+                <w:rFonts w:ascii="Arial" w:hAnsi="Arial" w:eastAsia="Arial" w:cs="Tahoma"/>
+                <w:sz w:val="18"/>
+              </w:rPr>
+              <w:t xml:space="preserve"> / </w:t>
+            </w:r>
+            <w:r>
+              <w:rPr>
+                <w:rFonts w:ascii="Courier New" w:hAnsi="Courier New" w:eastAsia="Courier New" w:cs="Tahoma"/>
+                <w:sz w:val="18"/>
+              </w:rPr>
+              <w:t>REJECT</w:t>
+            </w:r>
+            <w:r>
+              <w:rPr>
+                <w:rFonts w:ascii="Arial" w:hAnsi="Arial" w:eastAsia="Arial" w:cs="Tahoma"/>
+                <w:sz w:val="18"/>
+              </w:rPr>
+              <w:t xml:space="preserve"> / </w:t>
+            </w:r>
+            <w:r>
+              <w:rPr>
+                <w:rFonts w:ascii="Courier New" w:hAnsi="Courier New" w:eastAsia="Courier New" w:cs="Tahoma"/>
+                <w:sz w:val="18"/>
+              </w:rPr>
+              <w:t>CANCELLED</w:t>
+            </w:r>
+            <w:r>
+              <w:rPr>
+                <w:rFonts w:ascii="Arial" w:hAnsi="Arial" w:eastAsia="Arial" w:cs="Tahoma"/>
+                <w:sz w:val="18"/>
+              </w:rPr>
+              <w:t xml:space="preserve"> / </w:t>
+            </w:r>
+            <w:r>
+              <w:rPr>
+                <w:rFonts w:ascii="Courier New" w:hAnsi="Courier New" w:eastAsia="Courier New" w:cs="Tahoma"/>
+                <w:sz w:val="18"/>
+              </w:rPr>
+              <w:t>NONE</w:t>
+            </w:r>
+            <w:r>
+              <w:rPr>
+                <w:rFonts w:ascii="Arial" w:hAnsi="Arial" w:eastAsia="Arial" w:cs="Tahoma"/>
+                <w:sz w:val="18"/>
+              </w:rPr>
+              <w:t xml:space="preserve"> · ดูจากผลพิจารณา </w:t>
+            </w:r>
+            <w:r>
+              <w:rPr>
+                <w:rFonts w:ascii="Arial" w:hAnsi="Arial" w:eastAsia="Arial" w:cs="Tahoma"/>
+                <w:b/>
+                <w:sz w:val="18"/>
+              </w:rPr>
+              <w:t>ล่าสุด</w:t>
+            </w:r>
+            <w:r>
+              <w:rPr>
+                <w:rFonts w:ascii="Arial" w:hAnsi="Arial" w:eastAsia="Arial" w:cs="Tahoma"/>
+                <w:sz w:val="18"/>
+              </w:rPr>
+              <w:t xml:space="preserve"> ของเอกสารใน </w:t>
+            </w:r>
+            <w:r>
+              <w:rPr>
+                <w:rFonts w:ascii="Courier New" w:hAnsi="Courier New" w:eastAsia="Courier New" w:cs="Tahoma"/>
+                <w:sz w:val="18"/>
+              </w:rPr>
+              <w:t>sgi_consideration_logs</w:t>
+            </w:r>
+            <w:r>
+              <w:rPr>
+                <w:rFonts w:ascii="Arial" w:hAnsi="Arial" w:eastAsia="Arial" w:cs="Tahoma"/>
+                <w:sz w:val="18"/>
+              </w:rPr>
+              <w:t xml:space="preserve"> ไม่ได้อยู่ที่หัวเอกสาร</w:t>
             </w:r>
           </w:p>
         </w:tc>
@@ -9670,7 +9754,7 @@
                 <w:rFonts w:ascii="Arial" w:hAnsi="Arial" w:eastAsia="Arial" w:cs="Tahoma"/>
                 <w:sz w:val="18"/>
               </w:rPr>
-              <w:t>periodStatementFrom</w:t>
+              <w:t>regions</w:t>
             </w:r>
           </w:p>
         </w:tc>
@@ -9695,7 +9779,7 @@
                 <w:rFonts w:ascii="Arial" w:hAnsi="Arial" w:eastAsia="Arial" w:cs="Tahoma"/>
                 <w:sz w:val="18"/>
               </w:rPr>
-              <w:t>string</w:t>
+              <w:t>array&lt;string&gt;</w:t>
             </w:r>
           </w:p>
         </w:tc>
@@ -9745,7 +9829,7 @@
                 <w:rFonts w:ascii="Arial" w:hAnsi="Arial" w:eastAsia="Arial" w:cs="Tahoma"/>
                 <w:sz w:val="18"/>
               </w:rPr>
-              <w:t>UTF-8; use value domain described by endpoint purpose</w:t>
+              <w:t>JSON array; element type shown in Type column</w:t>
             </w:r>
           </w:p>
         </w:tc>
@@ -9775,7 +9859,7 @@
                 <w:rFonts w:ascii="Arial" w:hAnsi="Arial" w:eastAsia="Arial" w:cs="Tahoma"/>
                 <w:sz w:val="18"/>
               </w:rPr>
-              <w:t>periodStatementTo</w:t>
+              <w:t>storeTypes</w:t>
             </w:r>
           </w:p>
         </w:tc>
@@ -9800,7 +9884,7 @@
                 <w:rFonts w:ascii="Arial" w:hAnsi="Arial" w:eastAsia="Arial" w:cs="Tahoma"/>
                 <w:sz w:val="18"/>
               </w:rPr>
-              <w:t>string</w:t>
+              <w:t>array&lt;string&gt;</w:t>
             </w:r>
           </w:p>
         </w:tc>
@@ -9850,7 +9934,7 @@
                 <w:rFonts w:ascii="Arial" w:hAnsi="Arial" w:eastAsia="Arial" w:cs="Tahoma"/>
                 <w:sz w:val="18"/>
               </w:rPr>
-              <w:t>UTF-8; use value domain described by endpoint purpose</w:t>
+              <w:t>JSON array; element type shown in Type column</w:t>
             </w:r>
           </w:p>
         </w:tc>
@@ -9880,7 +9964,7 @@
                 <w:rFonts w:ascii="Arial" w:hAnsi="Arial" w:eastAsia="Arial" w:cs="Tahoma"/>
                 <w:sz w:val="18"/>
               </w:rPr>
-              <w:t>storeTypes</w:t>
+              <w:t>periodStatementFrom</w:t>
             </w:r>
           </w:p>
         </w:tc>
@@ -9905,7 +9989,7 @@
                 <w:rFonts w:ascii="Arial" w:hAnsi="Arial" w:eastAsia="Arial" w:cs="Tahoma"/>
                 <w:sz w:val="18"/>
               </w:rPr>
-              <w:t>array&lt;string&gt;</w:t>
+              <w:t>string</w:t>
             </w:r>
           </w:p>
         </w:tc>
@@ -9955,7 +10039,7 @@
                 <w:rFonts w:ascii="Arial" w:hAnsi="Arial" w:eastAsia="Arial" w:cs="Tahoma"/>
                 <w:sz w:val="18"/>
               </w:rPr>
-              <w:t>JSON array; element type shown in Type column</w:t>
+              <w:t>UTF-8; use value domain described by endpoint purpose</w:t>
             </w:r>
           </w:p>
         </w:tc>
@@ -9985,7 +10069,7 @@
                 <w:rFonts w:ascii="Arial" w:hAnsi="Arial" w:eastAsia="Arial" w:cs="Tahoma"/>
                 <w:sz w:val="18"/>
               </w:rPr>
-              <w:t>regions</w:t>
+              <w:t>periodStatementTo</w:t>
             </w:r>
           </w:p>
         </w:tc>
@@ -10010,7 +10094,7 @@
                 <w:rFonts w:ascii="Arial" w:hAnsi="Arial" w:eastAsia="Arial" w:cs="Tahoma"/>
                 <w:sz w:val="18"/>
               </w:rPr>
-              <w:t>array&lt;string&gt;</w:t>
+              <w:t>string</w:t>
             </w:r>
           </w:p>
         </w:tc>
@@ -10060,7 +10144,7 @@
                 <w:rFonts w:ascii="Arial" w:hAnsi="Arial" w:eastAsia="Arial" w:cs="Tahoma"/>
                 <w:sz w:val="18"/>
               </w:rPr>
-              <w:t>JSON array; element type shown in Type column</w:t>
+              <w:t>UTF-8; use value domain described by endpoint purpose</w:t>
             </w:r>
           </w:p>
         </w:tc>
@@ -10090,7 +10174,7 @@
                 <w:rFonts w:ascii="Arial" w:hAnsi="Arial" w:eastAsia="Arial" w:cs="Tahoma"/>
                 <w:sz w:val="18"/>
               </w:rPr>
-              <w:t>result</w:t>
+              <w:t>impactedStoreCode</w:t>
             </w:r>
           </w:p>
         </w:tc>
@@ -10165,7 +10249,7 @@
                 <w:rFonts w:ascii="Arial" w:hAnsi="Arial" w:eastAsia="Arial" w:cs="Tahoma"/>
                 <w:sz w:val="18"/>
               </w:rPr>
-              <w:t>UTF-8; use value domain described by endpoint purpose</w:t>
+              <w:t>exactly 5 digits; preserve leading zero</w:t>
             </w:r>
           </w:p>
         </w:tc>
@@ -10195,7 +10279,7 @@
                 <w:rFonts w:ascii="Arial" w:hAnsi="Arial" w:eastAsia="Arial" w:cs="Tahoma"/>
                 <w:sz w:val="18"/>
               </w:rPr>
-              <w:t>page</w:t>
+              <w:t>newStoreCode</w:t>
             </w:r>
           </w:p>
         </w:tc>
@@ -10220,7 +10304,7 @@
                 <w:rFonts w:ascii="Arial" w:hAnsi="Arial" w:eastAsia="Arial" w:cs="Tahoma"/>
                 <w:sz w:val="18"/>
               </w:rPr>
-              <w:t>integer</w:t>
+              <w:t>string</w:t>
             </w:r>
           </w:p>
         </w:tc>
@@ -10270,7 +10354,7 @@
                 <w:rFonts w:ascii="Arial" w:hAnsi="Arial" w:eastAsia="Arial" w:cs="Tahoma"/>
                 <w:sz w:val="18"/>
               </w:rPr>
-              <w:t>&gt;= 1; default 1</w:t>
+              <w:t>exactly 5 digits; preserve leading zero</w:t>
             </w:r>
           </w:p>
         </w:tc>
@@ -10300,7 +10384,7 @@
                 <w:rFonts w:ascii="Arial" w:hAnsi="Arial" w:eastAsia="Arial" w:cs="Tahoma"/>
                 <w:sz w:val="18"/>
               </w:rPr>
-              <w:t>size</w:t>
+              <w:t>page</w:t>
             </w:r>
           </w:p>
         </w:tc>
@@ -10375,7 +10459,7 @@
                 <w:rFonts w:ascii="Arial" w:hAnsi="Arial" w:eastAsia="Arial" w:cs="Tahoma"/>
                 <w:sz w:val="18"/>
               </w:rPr>
-              <w:t>1..100; default 20</w:t>
+              <w:t>&gt;= 1; default 1</w:t>
             </w:r>
           </w:p>
         </w:tc>
@@ -10405,7 +10489,7 @@
                 <w:rFonts w:ascii="Arial" w:hAnsi="Arial" w:eastAsia="Arial" w:cs="Tahoma"/>
                 <w:sz w:val="18"/>
               </w:rPr>
-              <w:t>year</w:t>
+              <w:t>size</w:t>
             </w:r>
           </w:p>
         </w:tc>
@@ -10455,7 +10539,7 @@
                 <w:rFonts w:ascii="Arial" w:hAnsi="Arial" w:eastAsia="Arial" w:cs="Tahoma"/>
                 <w:sz w:val="18"/>
               </w:rPr>
-              <w:t>Yes</w:t>
+              <w:t>No</w:t>
             </w:r>
           </w:p>
         </w:tc>
@@ -10480,217 +10564,7 @@
                 <w:rFonts w:ascii="Arial" w:hAnsi="Arial" w:eastAsia="Arial" w:cs="Tahoma"/>
                 <w:sz w:val="18"/>
               </w:rPr>
-              <w:t>UTF-8; use value domain described by endpoint purpose</w:t>
-            </w:r>
-          </w:p>
-        </w:tc>
-      </w:tr>
-      <w:tr>
-        <w:trPr>
-          <w:cantSplit/>
-        </w:trPr>
-        <w:tc>
-          <w:tcPr>
-            <w:tcW w:type="dxa" w:w="2520"/>
-            <w:vAlign w:val="center"/>
-          </w:tcPr>
-          <w:p>
-            <w:pPr>
-              <w:keepLines/>
-              <w:spacing w:after="0"/>
-            </w:pPr>
-            <w:r>
-              <w:rPr>
-                <w:rFonts w:ascii="Arial" w:hAnsi="Arial" w:eastAsia="Arial" w:cs="Tahoma"/>
-                <w:sz w:val="18"/>
-              </w:rPr>
-            </w:r>
-            <w:r>
-              <w:rPr>
-                <w:rFonts w:ascii="Arial" w:hAnsi="Arial" w:eastAsia="Arial" w:cs="Tahoma"/>
-                <w:sz w:val="18"/>
-              </w:rPr>
-              <w:t>region</w:t>
-            </w:r>
-          </w:p>
-        </w:tc>
-        <w:tc>
-          <w:tcPr>
-            <w:tcW w:type="dxa" w:w="2520"/>
-            <w:vAlign w:val="center"/>
-          </w:tcPr>
-          <w:p>
-            <w:pPr>
-              <w:keepLines/>
-              <w:spacing w:after="0"/>
-            </w:pPr>
-            <w:r>
-              <w:rPr>
-                <w:rFonts w:ascii="Arial" w:hAnsi="Arial" w:eastAsia="Arial" w:cs="Tahoma"/>
-                <w:sz w:val="18"/>
-              </w:rPr>
-            </w:r>
-            <w:r>
-              <w:rPr>
-                <w:rFonts w:ascii="Arial" w:hAnsi="Arial" w:eastAsia="Arial" w:cs="Tahoma"/>
-                <w:sz w:val="18"/>
-              </w:rPr>
-              <w:t>array&lt;string&gt;</w:t>
-            </w:r>
-          </w:p>
-        </w:tc>
-        <w:tc>
-          <w:tcPr>
-            <w:tcW w:type="dxa" w:w="2520"/>
-            <w:vAlign w:val="center"/>
-          </w:tcPr>
-          <w:p>
-            <w:pPr>
-              <w:keepLines/>
-              <w:spacing w:after="0"/>
-            </w:pPr>
-            <w:r>
-              <w:rPr>
-                <w:rFonts w:ascii="Arial" w:hAnsi="Arial" w:eastAsia="Arial" w:cs="Tahoma"/>
-                <w:sz w:val="18"/>
-              </w:rPr>
-            </w:r>
-            <w:r>
-              <w:rPr>
-                <w:rFonts w:ascii="Arial" w:hAnsi="Arial" w:eastAsia="Arial" w:cs="Tahoma"/>
-                <w:sz w:val="18"/>
-              </w:rPr>
-              <w:t>No</w:t>
-            </w:r>
-          </w:p>
-        </w:tc>
-        <w:tc>
-          <w:tcPr>
-            <w:tcW w:type="dxa" w:w="2520"/>
-            <w:vAlign w:val="center"/>
-          </w:tcPr>
-          <w:p>
-            <w:pPr>
-              <w:keepLines/>
-              <w:spacing w:after="0"/>
-            </w:pPr>
-            <w:r>
-              <w:rPr>
-                <w:rFonts w:ascii="Arial" w:hAnsi="Arial" w:eastAsia="Arial" w:cs="Tahoma"/>
-                <w:sz w:val="18"/>
-              </w:rPr>
-            </w:r>
-            <w:r>
-              <w:rPr>
-                <w:rFonts w:ascii="Arial" w:hAnsi="Arial" w:eastAsia="Arial" w:cs="Tahoma"/>
-                <w:sz w:val="18"/>
-              </w:rPr>
-              <w:t>JSON array; element type shown in Type column</w:t>
-            </w:r>
-          </w:p>
-        </w:tc>
-      </w:tr>
-      <w:tr>
-        <w:trPr>
-          <w:cantSplit/>
-        </w:trPr>
-        <w:tc>
-          <w:tcPr>
-            <w:tcW w:type="dxa" w:w="2520"/>
-            <w:vAlign w:val="center"/>
-          </w:tcPr>
-          <w:p>
-            <w:pPr>
-              <w:keepLines/>
-              <w:spacing w:after="0"/>
-            </w:pPr>
-            <w:r>
-              <w:rPr>
-                <w:rFonts w:ascii="Arial" w:hAnsi="Arial" w:eastAsia="Arial" w:cs="Tahoma"/>
-                <w:sz w:val="18"/>
-              </w:rPr>
-            </w:r>
-            <w:r>
-              <w:rPr>
-                <w:rFonts w:ascii="Arial" w:hAnsi="Arial" w:eastAsia="Arial" w:cs="Tahoma"/>
-                <w:sz w:val="18"/>
-              </w:rPr>
-              <w:t>storeType</w:t>
-            </w:r>
-          </w:p>
-        </w:tc>
-        <w:tc>
-          <w:tcPr>
-            <w:tcW w:type="dxa" w:w="2520"/>
-            <w:vAlign w:val="center"/>
-          </w:tcPr>
-          <w:p>
-            <w:pPr>
-              <w:keepLines/>
-              <w:spacing w:after="0"/>
-            </w:pPr>
-            <w:r>
-              <w:rPr>
-                <w:rFonts w:ascii="Arial" w:hAnsi="Arial" w:eastAsia="Arial" w:cs="Tahoma"/>
-                <w:sz w:val="18"/>
-              </w:rPr>
-            </w:r>
-            <w:r>
-              <w:rPr>
-                <w:rFonts w:ascii="Arial" w:hAnsi="Arial" w:eastAsia="Arial" w:cs="Tahoma"/>
-                <w:sz w:val="18"/>
-              </w:rPr>
-              <w:t>array&lt;string&gt;</w:t>
-            </w:r>
-          </w:p>
-        </w:tc>
-        <w:tc>
-          <w:tcPr>
-            <w:tcW w:type="dxa" w:w="2520"/>
-            <w:vAlign w:val="center"/>
-          </w:tcPr>
-          <w:p>
-            <w:pPr>
-              <w:keepLines/>
-              <w:spacing w:after="0"/>
-            </w:pPr>
-            <w:r>
-              <w:rPr>
-                <w:rFonts w:ascii="Arial" w:hAnsi="Arial" w:eastAsia="Arial" w:cs="Tahoma"/>
-                <w:sz w:val="18"/>
-              </w:rPr>
-            </w:r>
-            <w:r>
-              <w:rPr>
-                <w:rFonts w:ascii="Arial" w:hAnsi="Arial" w:eastAsia="Arial" w:cs="Tahoma"/>
-                <w:sz w:val="18"/>
-              </w:rPr>
-              <w:t>No</w:t>
-            </w:r>
-          </w:p>
-        </w:tc>
-        <w:tc>
-          <w:tcPr>
-            <w:tcW w:type="dxa" w:w="2520"/>
-            <w:vAlign w:val="center"/>
-          </w:tcPr>
-          <w:p>
-            <w:pPr>
-              <w:keepLines/>
-              <w:spacing w:after="0"/>
-            </w:pPr>
-            <w:r>
-              <w:rPr>
-                <w:rFonts w:ascii="Arial" w:hAnsi="Arial" w:eastAsia="Arial" w:cs="Tahoma"/>
-                <w:sz w:val="18"/>
-              </w:rPr>
-            </w:r>
-            <w:r>
-              <w:rPr>
-                <w:rFonts w:ascii="Arial" w:hAnsi="Arial" w:eastAsia="Arial" w:cs="Tahoma"/>
-                <w:sz w:val="18"/>
-              </w:rPr>
-              <w:t>JSON array; element type shown in Type column</w:t>
+              <w:t>1..100; default 20</w:t>
             </w:r>
           </w:p>
         </w:tc>
@@ -13029,7 +12903,56 @@
                 <w:rFonts w:ascii="Arial" w:hAnsi="Arial" w:eastAsia="Arial" w:cs="Tahoma"/>
                 <w:sz w:val="18"/>
               </w:rPr>
-              <w:t>number &gt;= 0 with 2 decimals</w:t>
+              <w:t xml:space="preserve">number &gt;= 0 with 2 decimals · ⚠️ มาจากคนละคอลัมน์ตามที่อยู่: ใน </w:t>
+            </w:r>
+            <w:r>
+              <w:rPr>
+                <w:rFonts w:ascii="Courier New" w:hAnsi="Courier New" w:eastAsia="Courier New" w:cs="Tahoma"/>
+                <w:sz w:val="18"/>
+              </w:rPr>
+              <w:t>newStores[]</w:t>
+            </w:r>
+            <w:r>
+              <w:rPr>
+                <w:rFonts w:ascii="Arial" w:hAnsi="Arial" w:eastAsia="Arial" w:cs="Tahoma"/>
+                <w:sz w:val="18"/>
+              </w:rPr>
+              <w:t xml:space="preserve"> = </w:t>
+            </w:r>
+            <w:r>
+              <w:rPr>
+                <w:rFonts w:ascii="Courier New" w:hAnsi="Courier New" w:eastAsia="Courier New" w:cs="Tahoma"/>
+                <w:sz w:val="18"/>
+              </w:rPr>
+              <w:t>sgi_document_new_stores.compensation_amount</w:t>
+            </w:r>
+            <w:r>
+              <w:rPr>
+                <w:rFonts w:ascii="Arial" w:hAnsi="Arial" w:eastAsia="Arial" w:cs="Tahoma"/>
+                <w:sz w:val="18"/>
+              </w:rPr>
+              <w:t xml:space="preserve"> · ใน </w:t>
+            </w:r>
+            <w:r>
+              <w:rPr>
+                <w:rFonts w:ascii="Courier New" w:hAnsi="Courier New" w:eastAsia="Courier New" w:cs="Tahoma"/>
+                <w:sz w:val="18"/>
+              </w:rPr>
+              <w:t>compensationHistories[]</w:t>
+            </w:r>
+            <w:r>
+              <w:rPr>
+                <w:rFonts w:ascii="Arial" w:hAnsi="Arial" w:eastAsia="Arial" w:cs="Tahoma"/>
+                <w:sz w:val="18"/>
+              </w:rPr>
+              <w:t xml:space="preserve"> = </w:t>
+            </w:r>
+            <w:r>
+              <w:rPr>
+                <w:rFonts w:ascii="Courier New" w:hAnsi="Courier New" w:eastAsia="Courier New" w:cs="Tahoma"/>
+                <w:sz w:val="18"/>
+              </w:rPr>
+              <w:t>sgi_compensation_histories.compensate_amount</w:t>
             </w:r>
           </w:p>
         </w:tc>
@@ -13889,7 +13812,107 @@
                 <w:rFonts w:ascii="Arial" w:hAnsi="Arial" w:eastAsia="Arial" w:cs="Tahoma"/>
                 <w:sz w:val="18"/>
               </w:rPr>
-              <w:t>UTF-8; use value domain described by endpoint purpose</w:t>
+              <w:t xml:space="preserve">ช่อง </w:t>
+            </w:r>
+            <w:r>
+              <w:rPr>
+                <w:rFonts w:ascii="Arial" w:hAnsi="Arial" w:eastAsia="Arial" w:cs="Tahoma"/>
+                <w:b/>
+                <w:sz w:val="18"/>
+              </w:rPr>
+              <w:t>ผลการพิจารณา</w:t>
+            </w:r>
+            <w:r>
+              <w:rPr>
+                <w:rFonts w:ascii="Arial" w:hAnsi="Arial" w:eastAsia="Arial" w:cs="Tahoma"/>
+                <w:sz w:val="18"/>
+              </w:rPr>
+              <w:t xml:space="preserve"> (มีเฉพาะหน้า *ที่เกี่ยวข้อง*) — </w:t>
+            </w:r>
+            <w:r>
+              <w:rPr>
+                <w:rFonts w:ascii="Courier New" w:hAnsi="Courier New" w:eastAsia="Courier New" w:cs="Tahoma"/>
+                <w:sz w:val="18"/>
+              </w:rPr>
+              <w:t>APPROVE</w:t>
+            </w:r>
+            <w:r>
+              <w:rPr>
+                <w:rFonts w:ascii="Arial" w:hAnsi="Arial" w:eastAsia="Arial" w:cs="Tahoma"/>
+                <w:sz w:val="18"/>
+              </w:rPr>
+              <w:t xml:space="preserve"> / </w:t>
+            </w:r>
+            <w:r>
+              <w:rPr>
+                <w:rFonts w:ascii="Courier New" w:hAnsi="Courier New" w:eastAsia="Courier New" w:cs="Tahoma"/>
+                <w:sz w:val="18"/>
+              </w:rPr>
+              <w:t>REJECT</w:t>
+            </w:r>
+            <w:r>
+              <w:rPr>
+                <w:rFonts w:ascii="Arial" w:hAnsi="Arial" w:eastAsia="Arial" w:cs="Tahoma"/>
+                <w:sz w:val="18"/>
+              </w:rPr>
+              <w:t xml:space="preserve"> / </w:t>
+            </w:r>
+            <w:r>
+              <w:rPr>
+                <w:rFonts w:ascii="Courier New" w:hAnsi="Courier New" w:eastAsia="Courier New" w:cs="Tahoma"/>
+                <w:sz w:val="18"/>
+              </w:rPr>
+              <w:t>CANCELLED</w:t>
+            </w:r>
+            <w:r>
+              <w:rPr>
+                <w:rFonts w:ascii="Arial" w:hAnsi="Arial" w:eastAsia="Arial" w:cs="Tahoma"/>
+                <w:sz w:val="18"/>
+              </w:rPr>
+              <w:t xml:space="preserve"> / </w:t>
+            </w:r>
+            <w:r>
+              <w:rPr>
+                <w:rFonts w:ascii="Courier New" w:hAnsi="Courier New" w:eastAsia="Courier New" w:cs="Tahoma"/>
+                <w:sz w:val="18"/>
+              </w:rPr>
+              <w:t>NONE</w:t>
+            </w:r>
+            <w:r>
+              <w:rPr>
+                <w:rFonts w:ascii="Arial" w:hAnsi="Arial" w:eastAsia="Arial" w:cs="Tahoma"/>
+                <w:sz w:val="18"/>
+              </w:rPr>
+              <w:t xml:space="preserve"> · ดูจากผลพิจารณา </w:t>
+            </w:r>
+            <w:r>
+              <w:rPr>
+                <w:rFonts w:ascii="Arial" w:hAnsi="Arial" w:eastAsia="Arial" w:cs="Tahoma"/>
+                <w:b/>
+                <w:sz w:val="18"/>
+              </w:rPr>
+              <w:t>ล่าสุด</w:t>
+            </w:r>
+            <w:r>
+              <w:rPr>
+                <w:rFonts w:ascii="Arial" w:hAnsi="Arial" w:eastAsia="Arial" w:cs="Tahoma"/>
+                <w:sz w:val="18"/>
+              </w:rPr>
+              <w:t xml:space="preserve"> ของเอกสารใน </w:t>
+            </w:r>
+            <w:r>
+              <w:rPr>
+                <w:rFonts w:ascii="Courier New" w:hAnsi="Courier New" w:eastAsia="Courier New" w:cs="Tahoma"/>
+                <w:sz w:val="18"/>
+              </w:rPr>
+              <w:t>sgi_consideration_logs</w:t>
+            </w:r>
+            <w:r>
+              <w:rPr>
+                <w:rFonts w:ascii="Arial" w:hAnsi="Arial" w:eastAsia="Arial" w:cs="Tahoma"/>
+                <w:sz w:val="18"/>
+              </w:rPr>
+              <w:t xml:space="preserve"> ไม่ได้อยู่ที่หัวเอกสาร</w:t>
             </w:r>
           </w:p>
         </w:tc>
@@ -14099,7 +14122,51 @@
                 <w:rFonts w:ascii="Arial" w:hAnsi="Arial" w:eastAsia="Arial" w:cs="Tahoma"/>
                 <w:sz w:val="18"/>
               </w:rPr>
-              <w:t>JSON array; element type shown in Type column</w:t>
+              <w:t xml:space="preserve">ช่อง </w:t>
+            </w:r>
+            <w:r>
+              <w:rPr>
+                <w:rFonts w:ascii="Arial" w:hAnsi="Arial" w:eastAsia="Arial" w:cs="Tahoma"/>
+                <w:b/>
+                <w:sz w:val="18"/>
+              </w:rPr>
+              <w:t>ประเภทร้าน</w:t>
+            </w:r>
+            <w:r>
+              <w:rPr>
+                <w:rFonts w:ascii="Arial" w:hAnsi="Arial" w:eastAsia="Arial" w:cs="Tahoma"/>
+                <w:sz w:val="18"/>
+              </w:rPr>
+              <w:t xml:space="preserve"> — 7 ค่า </w:t>
+            </w:r>
+            <w:r>
+              <w:rPr>
+                <w:rFonts w:ascii="Arial" w:hAnsi="Arial" w:eastAsia="Arial" w:cs="Tahoma"/>
+                <w:color w:val="8A3324"/>
+                <w:sz w:val="18"/>
+              </w:rPr>
+              <w:t>A B C D E PTT บริษัท</w:t>
+            </w:r>
+            <w:r>
+              <w:rPr>
+                <w:rFonts w:ascii="Arial" w:hAnsi="Arial" w:eastAsia="Arial" w:cs="Tahoma"/>
+                <w:sz w:val="18"/>
+              </w:rPr>
+              <w:t xml:space="preserve"> (</w:t>
+            </w:r>
+            <w:r>
+              <w:rPr>
+                <w:rFonts w:ascii="Courier New" w:hAnsi="Courier New" w:eastAsia="Courier New" w:cs="Tahoma"/>
+                <w:sz w:val="18"/>
+              </w:rPr>
+              <w:t>store.store_type</w:t>
+            </w:r>
+            <w:r>
+              <w:rPr>
+                <w:rFonts w:ascii="Arial" w:hAnsi="Arial" w:eastAsia="Arial" w:cs="Tahoma"/>
+                <w:sz w:val="18"/>
+              </w:rPr>
+              <w:t>) ชุดเดียวกับตัวกรองในรายงาน</w:t>
             </w:r>
           </w:p>
         </w:tc>
@@ -15705,31 +15772,27 @@
         <w:br/>
         <w:t>export interface SgiReportStatusSummaryParams {</w:t>
         <w:br/>
+        <w:t xml:space="preserve">  year?: number;</w:t>
+        <w:br/>
         <w:t xml:space="preserve">  status?: string;</w:t>
+        <w:br/>
+        <w:t xml:space="preserve">  result?: string;</w:t>
+        <w:br/>
+        <w:t xml:space="preserve">  regions?: string[];</w:t>
+        <w:br/>
+        <w:t xml:space="preserve">  storeTypes?: string[];</w:t>
+        <w:br/>
+        <w:t xml:space="preserve">  periodStatementFrom?: string;</w:t>
+        <w:br/>
+        <w:t xml:space="preserve">  periodStatementTo?: string;</w:t>
         <w:br/>
         <w:t xml:space="preserve">  impactedStoreCode?: string;</w:t>
         <w:br/>
         <w:t xml:space="preserve">  newStoreCode?: string;</w:t>
         <w:br/>
-        <w:t xml:space="preserve">  periodStatementFrom?: string;</w:t>
-        <w:br/>
-        <w:t xml:space="preserve">  periodStatementTo?: string;</w:t>
-        <w:br/>
-        <w:t xml:space="preserve">  storeTypes?: string[];</w:t>
-        <w:br/>
-        <w:t xml:space="preserve">  regions?: string[];</w:t>
-        <w:br/>
-        <w:t xml:space="preserve">  result?: string;</w:t>
-        <w:br/>
         <w:t xml:space="preserve">  page?: number;</w:t>
         <w:br/>
         <w:t xml:space="preserve">  size?: number;</w:t>
-        <w:br/>
-        <w:t xml:space="preserve">  year?: number;</w:t>
-        <w:br/>
-        <w:t xml:space="preserve">  region?: string[];</w:t>
-        <w:br/>
-        <w:t xml:space="preserve">  storeType?: string[];</w:t>
         <w:br/>
         <w:t>}</w:t>
         <w:br/>

--- a/LLDD/word/FE/LLDD-FE-Report.docx
+++ b/LLDD/word/FE/LLDD-FE-Report.docx
@@ -1332,7 +1332,7 @@
       <w:r>
         <w:drawing>
           <wp:inline xmlns:a="http://schemas.openxmlformats.org/drawingml/2006/main" xmlns:pic="http://schemas.openxmlformats.org/drawingml/2006/picture">
-            <wp:extent cx="5669280" cy="3051175"/>
+            <wp:extent cx="5669280" cy="3047238"/>
             <wp:docPr id="2" name="Picture 2"/>
             <wp:cNvGraphicFramePr>
               <a:graphicFrameLocks noChangeAspect="1"/>
@@ -1353,7 +1353,7 @@
                   <pic:spPr>
                     <a:xfrm>
                       <a:off x="0" y="0"/>
-                      <a:ext cx="5669280" cy="3051175"/>
+                      <a:ext cx="5669280" cy="3047238"/>
                     </a:xfrm>
                     <a:prstGeom prst="rect"/>
                   </pic:spPr>
